--- a/klagomål/A 58684-2025 FSC-klagomål.docx
+++ b/klagomål/A 58684-2025 FSC-klagomål.docx
@@ -675,7 +675,7 @@
     <w:r>
       <w:tab/>
       <w:tab/>
-      <w:t>2025-12-06</w:t>
+      <w:t>2025-12-07</w:t>
       <w:br/>
       <w:br/>
     </w:r>

--- a/klagomål/A 58684-2025 FSC-klagomål.docx
+++ b/klagomål/A 58684-2025 FSC-klagomål.docx
@@ -675,7 +675,7 @@
     <w:r>
       <w:tab/>
       <w:tab/>
-      <w:t>2025-12-07</w:t>
+      <w:t>2025-12-08</w:t>
       <w:br/>
       <w:br/>
     </w:r>

--- a/klagomål/A 58684-2025 FSC-klagomål.docx
+++ b/klagomål/A 58684-2025 FSC-klagomål.docx
@@ -675,7 +675,7 @@
     <w:r>
       <w:tab/>
       <w:tab/>
-      <w:t>2025-12-08</w:t>
+      <w:t>2025-12-09</w:t>
       <w:br/>
       <w:br/>
     </w:r>

--- a/klagomål/A 58684-2025 FSC-klagomål.docx
+++ b/klagomål/A 58684-2025 FSC-klagomål.docx
@@ -675,7 +675,7 @@
     <w:r>
       <w:tab/>
       <w:tab/>
-      <w:t>2025-12-09</w:t>
+      <w:t>2025-12-10</w:t>
       <w:br/>
       <w:br/>
     </w:r>

--- a/klagomål/A 58684-2025 FSC-klagomål.docx
+++ b/klagomål/A 58684-2025 FSC-klagomål.docx
@@ -675,7 +675,7 @@
     <w:r>
       <w:tab/>
       <w:tab/>
-      <w:t>2025-12-10</w:t>
+      <w:t>2025-12-11</w:t>
       <w:br/>
       <w:br/>
     </w:r>

--- a/klagomål/A 58684-2025 FSC-klagomål.docx
+++ b/klagomål/A 58684-2025 FSC-klagomål.docx
@@ -675,7 +675,7 @@
     <w:r>
       <w:tab/>
       <w:tab/>
-      <w:t>2025-12-11</w:t>
+      <w:t>2025-12-12</w:t>
       <w:br/>
       <w:br/>
     </w:r>

--- a/klagomål/A 58684-2025 FSC-klagomål.docx
+++ b/klagomål/A 58684-2025 FSC-klagomål.docx
@@ -675,7 +675,7 @@
     <w:r>
       <w:tab/>
       <w:tab/>
-      <w:t>2025-12-12</w:t>
+      <w:t>2025-12-13</w:t>
       <w:br/>
       <w:br/>
     </w:r>

--- a/klagomål/A 58684-2025 FSC-klagomål.docx
+++ b/klagomål/A 58684-2025 FSC-klagomål.docx
@@ -675,7 +675,7 @@
     <w:r>
       <w:tab/>
       <w:tab/>
-      <w:t>2025-12-19</w:t>
+      <w:t>2025-12-20</w:t>
       <w:br/>
       <w:br/>
     </w:r>

--- a/klagomål/A 58684-2025 FSC-klagomål.docx
+++ b/klagomål/A 58684-2025 FSC-klagomål.docx
@@ -675,7 +675,7 @@
     <w:r>
       <w:tab/>
       <w:tab/>
-      <w:t>2025-12-20</w:t>
+      <w:t>2025-12-21</w:t>
       <w:br/>
       <w:br/>
     </w:r>

--- a/klagomål/A 58684-2025 FSC-klagomål.docx
+++ b/klagomål/A 58684-2025 FSC-klagomål.docx
@@ -675,7 +675,7 @@
     <w:r>
       <w:tab/>
       <w:tab/>
-      <w:t>2025-12-21</w:t>
+      <w:t>2025-12-22</w:t>
       <w:br/>
       <w:br/>
     </w:r>

--- a/klagomål/A 58684-2025 FSC-klagomål.docx
+++ b/klagomål/A 58684-2025 FSC-klagomål.docx
@@ -675,7 +675,7 @@
     <w:r>
       <w:tab/>
       <w:tab/>
-      <w:t>2025-12-22</w:t>
+      <w:t>2025-12-26</w:t>
       <w:br/>
       <w:br/>
     </w:r>

--- a/klagomål/A 58684-2025 FSC-klagomål.docx
+++ b/klagomål/A 58684-2025 FSC-klagomål.docx
@@ -675,7 +675,7 @@
     <w:r>
       <w:tab/>
       <w:tab/>
-      <w:t>2025-12-26</w:t>
+      <w:t>2025-12-28</w:t>
       <w:br/>
       <w:br/>
     </w:r>

--- a/klagomål/A 58684-2025 FSC-klagomål.docx
+++ b/klagomål/A 58684-2025 FSC-klagomål.docx
@@ -675,7 +675,7 @@
     <w:r>
       <w:tab/>
       <w:tab/>
-      <w:t>2025-12-28</w:t>
+      <w:t>2025-12-29</w:t>
       <w:br/>
       <w:br/>
     </w:r>

--- a/klagomål/A 58684-2025 FSC-klagomål.docx
+++ b/klagomål/A 58684-2025 FSC-klagomål.docx
@@ -675,7 +675,7 @@
     <w:r>
       <w:tab/>
       <w:tab/>
-      <w:t>2025-12-29</w:t>
+      <w:t>2025-12-30</w:t>
       <w:br/>
       <w:br/>
     </w:r>

--- a/klagomål/A 58684-2025 FSC-klagomål.docx
+++ b/klagomål/A 58684-2025 FSC-klagomål.docx
@@ -675,7 +675,7 @@
     <w:r>
       <w:tab/>
       <w:tab/>
-      <w:t>2025-12-30</w:t>
+      <w:t>2025-12-31</w:t>
       <w:br/>
       <w:br/>
     </w:r>

--- a/klagomål/A 58684-2025 FSC-klagomål.docx
+++ b/klagomål/A 58684-2025 FSC-klagomål.docx
@@ -675,7 +675,7 @@
     <w:r>
       <w:tab/>
       <w:tab/>
-      <w:t>2025-12-31</w:t>
+      <w:t>2026-01-03</w:t>
       <w:br/>
       <w:br/>
     </w:r>

--- a/klagomål/A 58684-2025 FSC-klagomål.docx
+++ b/klagomål/A 58684-2025 FSC-klagomål.docx
@@ -675,7 +675,7 @@
     <w:r>
       <w:tab/>
       <w:tab/>
-      <w:t>2026-01-07</w:t>
+      <w:t>2026-01-08</w:t>
       <w:br/>
       <w:br/>
     </w:r>

--- a/klagomål/A 58684-2025 FSC-klagomål.docx
+++ b/klagomål/A 58684-2025 FSC-klagomål.docx
@@ -675,7 +675,7 @@
     <w:r>
       <w:tab/>
       <w:tab/>
-      <w:t>2026-01-08</w:t>
+      <w:t>2026-01-09</w:t>
       <w:br/>
       <w:br/>
     </w:r>

--- a/klagomål/A 58684-2025 FSC-klagomål.docx
+++ b/klagomål/A 58684-2025 FSC-klagomål.docx
@@ -675,7 +675,7 @@
     <w:r>
       <w:tab/>
       <w:tab/>
-      <w:t>2026-01-09</w:t>
+      <w:t>2026-01-10</w:t>
       <w:br/>
       <w:br/>
     </w:r>

--- a/klagomål/A 58684-2025 FSC-klagomål.docx
+++ b/klagomål/A 58684-2025 FSC-klagomål.docx
@@ -675,7 +675,7 @@
     <w:r>
       <w:tab/>
       <w:tab/>
-      <w:t>2026-01-10</w:t>
+      <w:t>2026-01-11</w:t>
       <w:br/>
       <w:br/>
     </w:r>

--- a/klagomål/A 58684-2025 FSC-klagomål.docx
+++ b/klagomål/A 58684-2025 FSC-klagomål.docx
@@ -675,7 +675,7 @@
     <w:r>
       <w:tab/>
       <w:tab/>
-      <w:t>2026-01-11</w:t>
+      <w:t>2026-01-12</w:t>
       <w:br/>
       <w:br/>
     </w:r>

--- a/klagomål/A 58684-2025 FSC-klagomål.docx
+++ b/klagomål/A 58684-2025 FSC-klagomål.docx
@@ -675,7 +675,7 @@
     <w:r>
       <w:tab/>
       <w:tab/>
-      <w:t>2026-01-12</w:t>
+      <w:t>2026-01-13</w:t>
       <w:br/>
       <w:br/>
     </w:r>

--- a/klagomål/A 58684-2025 FSC-klagomål.docx
+++ b/klagomål/A 58684-2025 FSC-klagomål.docx
@@ -675,7 +675,7 @@
     <w:r>
       <w:tab/>
       <w:tab/>
-      <w:t>2026-01-13</w:t>
+      <w:t>2026-01-14</w:t>
       <w:br/>
       <w:br/>
     </w:r>

--- a/klagomål/A 58684-2025 FSC-klagomål.docx
+++ b/klagomål/A 58684-2025 FSC-klagomål.docx
@@ -675,7 +675,7 @@
     <w:r>
       <w:tab/>
       <w:tab/>
-      <w:t>2026-01-14</w:t>
+      <w:t>2026-01-15</w:t>
       <w:br/>
       <w:br/>
     </w:r>

--- a/klagomål/A 58684-2025 FSC-klagomål.docx
+++ b/klagomål/A 58684-2025 FSC-klagomål.docx
@@ -675,7 +675,7 @@
     <w:r>
       <w:tab/>
       <w:tab/>
-      <w:t>2026-01-15</w:t>
+      <w:t>2026-01-16</w:t>
       <w:br/>
       <w:br/>
     </w:r>

--- a/klagomål/A 58684-2025 FSC-klagomål.docx
+++ b/klagomål/A 58684-2025 FSC-klagomål.docx
@@ -675,7 +675,7 @@
     <w:r>
       <w:tab/>
       <w:tab/>
-      <w:t>2026-01-16</w:t>
+      <w:t>2026-01-17</w:t>
       <w:br/>
       <w:br/>
     </w:r>

--- a/klagomål/A 58684-2025 FSC-klagomål.docx
+++ b/klagomål/A 58684-2025 FSC-klagomål.docx
@@ -675,7 +675,7 @@
     <w:r>
       <w:tab/>
       <w:tab/>
-      <w:t>2026-01-17</w:t>
+      <w:t>2026-01-18</w:t>
       <w:br/>
       <w:br/>
     </w:r>

--- a/klagomål/A 58684-2025 FSC-klagomål.docx
+++ b/klagomål/A 58684-2025 FSC-klagomål.docx
@@ -675,7 +675,7 @@
     <w:r>
       <w:tab/>
       <w:tab/>
-      <w:t>2026-01-18</w:t>
+      <w:t>2026-01-19</w:t>
       <w:br/>
       <w:br/>
     </w:r>

--- a/klagomål/A 58684-2025 FSC-klagomål.docx
+++ b/klagomål/A 58684-2025 FSC-klagomål.docx
@@ -675,7 +675,7 @@
     <w:r>
       <w:tab/>
       <w:tab/>
-      <w:t>2026-01-19</w:t>
+      <w:t>2026-01-20</w:t>
       <w:br/>
       <w:br/>
     </w:r>

--- a/klagomål/A 58684-2025 FSC-klagomål.docx
+++ b/klagomål/A 58684-2025 FSC-klagomål.docx
@@ -675,7 +675,7 @@
     <w:r>
       <w:tab/>
       <w:tab/>
-      <w:t>2026-01-20</w:t>
+      <w:t>2026-01-21</w:t>
       <w:br/>
       <w:br/>
     </w:r>

--- a/klagomål/A 58684-2025 FSC-klagomål.docx
+++ b/klagomål/A 58684-2025 FSC-klagomål.docx
@@ -675,7 +675,7 @@
     <w:r>
       <w:tab/>
       <w:tab/>
-      <w:t>2026-01-21</w:t>
+      <w:t>2026-01-23</w:t>
       <w:br/>
       <w:br/>
     </w:r>

--- a/klagomål/A 58684-2025 FSC-klagomål.docx
+++ b/klagomål/A 58684-2025 FSC-klagomål.docx
@@ -675,7 +675,7 @@
     <w:r>
       <w:tab/>
       <w:tab/>
-      <w:t>2026-01-23</w:t>
+      <w:t>2026-01-24</w:t>
       <w:br/>
       <w:br/>
     </w:r>

--- a/klagomål/A 58684-2025 FSC-klagomål.docx
+++ b/klagomål/A 58684-2025 FSC-klagomål.docx
@@ -675,7 +675,7 @@
     <w:r>
       <w:tab/>
       <w:tab/>
-      <w:t>2026-01-24</w:t>
+      <w:t>2026-01-25</w:t>
       <w:br/>
       <w:br/>
     </w:r>

--- a/klagomål/A 58684-2025 FSC-klagomål.docx
+++ b/klagomål/A 58684-2025 FSC-klagomål.docx
@@ -675,7 +675,7 @@
     <w:r>
       <w:tab/>
       <w:tab/>
-      <w:t>2026-01-25</w:t>
+      <w:t>2026-01-26</w:t>
       <w:br/>
       <w:br/>
     </w:r>

--- a/klagomål/A 58684-2025 FSC-klagomål.docx
+++ b/klagomål/A 58684-2025 FSC-klagomål.docx
@@ -675,7 +675,7 @@
     <w:r>
       <w:tab/>
       <w:tab/>
-      <w:t>2026-01-26</w:t>
+      <w:t>2026-01-27</w:t>
       <w:br/>
       <w:br/>
     </w:r>

--- a/klagomål/A 58684-2025 FSC-klagomål.docx
+++ b/klagomål/A 58684-2025 FSC-klagomål.docx
@@ -675,7 +675,7 @@
     <w:r>
       <w:tab/>
       <w:tab/>
-      <w:t>2026-01-27</w:t>
+      <w:t>2026-01-28</w:t>
       <w:br/>
       <w:br/>
     </w:r>

--- a/klagomål/A 58684-2025 FSC-klagomål.docx
+++ b/klagomål/A 58684-2025 FSC-klagomål.docx
@@ -112,7 +112,7 @@
         <w:pStyle w:val="ListBullet"/>
       </w:pPr>
       <w:r>
-        <w:t>Om ett ombud (tex Norra skog eller Mellanskog) avverkningsanmäler en skog med naturvärden motsvarande nyckelbiotops kvalité men markägaren inte är FSC certifierad, bör du skicka in ett FSC kontrollerat virke klagomål. Då ska klagomålet skickas till ombudsföretaget.</w:t>
+        <w:t>Om ett ombud (tex Norra skog eller Mellanskog) avverkningsanmäler en skog med naturvärden motsvarande nyckelbiotops kvalitet men markägaren inte är FSC certifierad, bör du skicka in ett FSC kontrollerat virke klagomål. Då ska klagomålet skickas till ombudsföretaget.</w:t>
       </w:r>
     </w:p>
     <w:p>
@@ -254,7 +254,25 @@
         <w:t xml:space="preserve">Grönpyrola </w:t>
       </w:r>
       <w:r>
-        <w:t>växer främst på sandig, torr eller frisk mark i äldre barrskog, ofta på isälvsmaterial såsom sand och grus. Den påträffas främst i äldre naturligt uppkomna barrskogar, exempelvis på tallmoar, i åssluttningar, dyner och rasbranter. Arten är känslig för skogsbruksmetoder såsom slutavverkning och markberedning (Nitare &amp; Skogsstyrelsen, 2019).</w:t>
+        <w:t xml:space="preserve">växer främst på sandig, torr eller frisk mark i äldre barrskog, ofta på isälvsmaterial såsom sand och grus. Den påträffas främst i äldre naturligt uppkomna barrskogar, exempelvis på tallmoar, i åssluttningar, dyner och rasbranter. Arten är känslig för skogsbruksmetoder såsom slutavverkning och markberedning. Grönpyrola är typisk art för </w:t>
+      </w:r>
+      <w:r>
+        <w:rPr>
+          <w:i/>
+        </w:rPr>
+        <w:t>9010 Taiga, 9060 Åsbarrskog</w:t>
+      </w:r>
+      <w:r>
+        <w:t xml:space="preserve"> och</w:t>
+      </w:r>
+      <w:r>
+        <w:rPr>
+          <w:i/>
+        </w:rPr>
+        <w:t xml:space="preserve"> 1610 Åsöar i Östersjön </w:t>
+      </w:r>
+      <w:r>
+        <w:t>(Nitare &amp; Skogsstyrelsen, 2019; SLU Artdatabanken, 2025).</w:t>
       </w:r>
     </w:p>
     <w:p>
@@ -268,6 +286,26 @@
     <w:p>
       <w:r>
         <w:t>Följande fridlysta arter har sina livsmiljöer och växtplatser i den avverkningsanmälda skogen: mattlummer (§9) och revlummer (§9).</w:t>
+      </w:r>
+    </w:p>
+    <w:p>
+      <w:r>
+        <w:rPr>
+          <w:b/>
+        </w:rPr>
+        <w:t>Mattlummer (§9)</w:t>
+      </w:r>
+      <w:r>
+        <w:t xml:space="preserve"> är typisk art för </w:t>
+      </w:r>
+      <w:r>
+        <w:rPr>
+          <w:i/>
+        </w:rPr>
+        <w:t xml:space="preserve">9010 Taiga </w:t>
+      </w:r>
+      <w:r>
+        <w:t>(SLU Artdatabanken, 2025).</w:t>
       </w:r>
     </w:p>
     <w:p>
@@ -675,7 +713,7 @@
     <w:r>
       <w:tab/>
       <w:tab/>
-      <w:t>2026-01-28</w:t>
+      <w:t>2026-01-29</w:t>
       <w:br/>
       <w:br/>
     </w:r>

--- a/klagomål/A 58684-2025 FSC-klagomål.docx
+++ b/klagomål/A 58684-2025 FSC-klagomål.docx
@@ -713,7 +713,7 @@
     <w:r>
       <w:tab/>
       <w:tab/>
-      <w:t>2026-01-29</w:t>
+      <w:t>2026-01-30</w:t>
       <w:br/>
       <w:br/>
     </w:r>

--- a/klagomål/A 58684-2025 FSC-klagomål.docx
+++ b/klagomål/A 58684-2025 FSC-klagomål.docx
@@ -713,7 +713,7 @@
     <w:r>
       <w:tab/>
       <w:tab/>
-      <w:t>2026-01-30</w:t>
+      <w:t>2026-01-31</w:t>
       <w:br/>
       <w:br/>
     </w:r>

--- a/klagomål/A 58684-2025 FSC-klagomål.docx
+++ b/klagomål/A 58684-2025 FSC-klagomål.docx
@@ -713,7 +713,7 @@
     <w:r>
       <w:tab/>
       <w:tab/>
-      <w:t>2026-03-01</w:t>
+      <w:t>2026-03-02</w:t>
       <w:br/>
       <w:br/>
     </w:r>

--- a/klagomål/A 58684-2025 FSC-klagomål.docx
+++ b/klagomål/A 58684-2025 FSC-klagomål.docx
@@ -713,7 +713,7 @@
     <w:r>
       <w:tab/>
       <w:tab/>
-      <w:t>2026-03-02</w:t>
+      <w:t>2026-03-03</w:t>
       <w:br/>
       <w:br/>
     </w:r>

--- a/klagomål/A 58684-2025 FSC-klagomål.docx
+++ b/klagomål/A 58684-2025 FSC-klagomål.docx
@@ -713,7 +713,7 @@
     <w:r>
       <w:tab/>
       <w:tab/>
-      <w:t>2026-03-03</w:t>
+      <w:t>2026-03-04</w:t>
       <w:br/>
       <w:br/>
     </w:r>

--- a/klagomål/A 58684-2025 FSC-klagomål.docx
+++ b/klagomål/A 58684-2025 FSC-klagomål.docx
@@ -713,7 +713,7 @@
     <w:r>
       <w:tab/>
       <w:tab/>
-      <w:t>2026-03-04</w:t>
+      <w:t>2026-03-05</w:t>
       <w:br/>
       <w:br/>
     </w:r>

--- a/klagomål/A 58684-2025 FSC-klagomål.docx
+++ b/klagomål/A 58684-2025 FSC-klagomål.docx
@@ -713,7 +713,7 @@
     <w:r>
       <w:tab/>
       <w:tab/>
-      <w:t>2026-03-05</w:t>
+      <w:t>2026-03-06</w:t>
       <w:br/>
       <w:br/>
     </w:r>

--- a/klagomål/A 58684-2025 FSC-klagomål.docx
+++ b/klagomål/A 58684-2025 FSC-klagomål.docx
@@ -713,7 +713,7 @@
     <w:r>
       <w:tab/>
       <w:tab/>
-      <w:t>2026-03-06</w:t>
+      <w:t>2026-03-07</w:t>
       <w:br/>
       <w:br/>
     </w:r>

--- a/klagomål/A 58684-2025 FSC-klagomål.docx
+++ b/klagomål/A 58684-2025 FSC-klagomål.docx
@@ -713,7 +713,7 @@
     <w:r>
       <w:tab/>
       <w:tab/>
-      <w:t>2026-03-07</w:t>
+      <w:t>2026-03-08</w:t>
       <w:br/>
       <w:br/>
     </w:r>

--- a/klagomål/A 58684-2025 FSC-klagomål.docx
+++ b/klagomål/A 58684-2025 FSC-klagomål.docx
@@ -713,7 +713,7 @@
     <w:r>
       <w:tab/>
       <w:tab/>
-      <w:t>2026-03-08</w:t>
+      <w:t>2026-03-09</w:t>
       <w:br/>
       <w:br/>
     </w:r>

--- a/klagomål/A 58684-2025 FSC-klagomål.docx
+++ b/klagomål/A 58684-2025 FSC-klagomål.docx
@@ -713,7 +713,7 @@
     <w:r>
       <w:tab/>
       <w:tab/>
-      <w:t>2026-03-09</w:t>
+      <w:t>2026-03-10</w:t>
       <w:br/>
       <w:br/>
     </w:r>

--- a/klagomål/A 58684-2025 FSC-klagomål.docx
+++ b/klagomål/A 58684-2025 FSC-klagomål.docx
@@ -713,7 +713,7 @@
     <w:r>
       <w:tab/>
       <w:tab/>
-      <w:t>2026-03-10</w:t>
+      <w:t>2026-03-11</w:t>
       <w:br/>
       <w:br/>
     </w:r>

--- a/klagomål/A 58684-2025 FSC-klagomål.docx
+++ b/klagomål/A 58684-2025 FSC-klagomål.docx
@@ -713,7 +713,7 @@
     <w:r>
       <w:tab/>
       <w:tab/>
-      <w:t>2026-03-11</w:t>
+      <w:t>2026-03-12</w:t>
       <w:br/>
       <w:br/>
     </w:r>

--- a/klagomål/A 58684-2025 FSC-klagomål.docx
+++ b/klagomål/A 58684-2025 FSC-klagomål.docx
@@ -713,7 +713,7 @@
     <w:r>
       <w:tab/>
       <w:tab/>
-      <w:t>2026-03-12</w:t>
+      <w:t>2026-03-13</w:t>
       <w:br/>
       <w:br/>
     </w:r>

--- a/klagomål/A 58684-2025 FSC-klagomål.docx
+++ b/klagomål/A 58684-2025 FSC-klagomål.docx
@@ -713,7 +713,7 @@
     <w:r>
       <w:tab/>
       <w:tab/>
-      <w:t>2026-03-13</w:t>
+      <w:t>2026-03-16</w:t>
       <w:br/>
       <w:br/>
     </w:r>

--- a/klagomål/A 58684-2025 FSC-klagomål.docx
+++ b/klagomål/A 58684-2025 FSC-klagomål.docx
@@ -713,7 +713,7 @@
     <w:r>
       <w:tab/>
       <w:tab/>
-      <w:t>2026-03-16</w:t>
+      <w:t>2026-03-17</w:t>
       <w:br/>
       <w:br/>
     </w:r>

--- a/klagomål/A 58684-2025 FSC-klagomål.docx
+++ b/klagomål/A 58684-2025 FSC-klagomål.docx
@@ -713,7 +713,7 @@
     <w:r>
       <w:tab/>
       <w:tab/>
-      <w:t>2026-03-17</w:t>
+      <w:t>2026-03-18</w:t>
       <w:br/>
       <w:br/>
     </w:r>

--- a/klagomål/A 58684-2025 FSC-klagomål.docx
+++ b/klagomål/A 58684-2025 FSC-klagomål.docx
@@ -713,7 +713,7 @@
     <w:r>
       <w:tab/>
       <w:tab/>
-      <w:t>2026-03-18</w:t>
+      <w:t>2026-03-19</w:t>
       <w:br/>
       <w:br/>
     </w:r>

--- a/klagomål/A 58684-2025 FSC-klagomål.docx
+++ b/klagomål/A 58684-2025 FSC-klagomål.docx
@@ -713,7 +713,7 @@
     <w:r>
       <w:tab/>
       <w:tab/>
-      <w:t>2026-03-19</w:t>
+      <w:t>2026-03-20</w:t>
       <w:br/>
       <w:br/>
     </w:r>

--- a/klagomål/A 58684-2025 FSC-klagomål.docx
+++ b/klagomål/A 58684-2025 FSC-klagomål.docx
@@ -713,7 +713,7 @@
     <w:r>
       <w:tab/>
       <w:tab/>
-      <w:t>2026-03-20</w:t>
+      <w:t>2026-03-21</w:t>
       <w:br/>
       <w:br/>
     </w:r>

--- a/klagomål/A 58684-2025 FSC-klagomål.docx
+++ b/klagomål/A 58684-2025 FSC-klagomål.docx
@@ -713,7 +713,7 @@
     <w:r>
       <w:tab/>
       <w:tab/>
-      <w:t>2026-03-21</w:t>
+      <w:t>2026-03-22</w:t>
       <w:br/>
       <w:br/>
     </w:r>

--- a/klagomål/A 58684-2025 FSC-klagomål.docx
+++ b/klagomål/A 58684-2025 FSC-klagomål.docx
@@ -713,7 +713,7 @@
     <w:r>
       <w:tab/>
       <w:tab/>
-      <w:t>2026-03-22</w:t>
+      <w:t>2026-03-23</w:t>
       <w:br/>
       <w:br/>
     </w:r>

--- a/klagomål/A 58684-2025 FSC-klagomål.docx
+++ b/klagomål/A 58684-2025 FSC-klagomål.docx
@@ -713,7 +713,7 @@
     <w:r>
       <w:tab/>
       <w:tab/>
-      <w:t>2026-03-23</w:t>
+      <w:t>2026-03-24</w:t>
       <w:br/>
       <w:br/>
     </w:r>

--- a/klagomål/A 58684-2025 FSC-klagomål.docx
+++ b/klagomål/A 58684-2025 FSC-klagomål.docx
@@ -713,7 +713,7 @@
     <w:r>
       <w:tab/>
       <w:tab/>
-      <w:t>2026-03-24</w:t>
+      <w:t>2026-03-25</w:t>
       <w:br/>
       <w:br/>
     </w:r>

--- a/klagomål/A 58684-2025 FSC-klagomål.docx
+++ b/klagomål/A 58684-2025 FSC-klagomål.docx
@@ -713,7 +713,7 @@
     <w:r>
       <w:tab/>
       <w:tab/>
-      <w:t>2026-03-25</w:t>
+      <w:t>2026-03-26</w:t>
       <w:br/>
       <w:br/>
     </w:r>

--- a/klagomål/A 58684-2025 FSC-klagomål.docx
+++ b/klagomål/A 58684-2025 FSC-klagomål.docx
@@ -713,7 +713,7 @@
     <w:r>
       <w:tab/>
       <w:tab/>
-      <w:t>2026-03-26</w:t>
+      <w:t>2026-03-27</w:t>
       <w:br/>
       <w:br/>
     </w:r>

--- a/klagomål/A 58684-2025 FSC-klagomål.docx
+++ b/klagomål/A 58684-2025 FSC-klagomål.docx
@@ -713,7 +713,7 @@
     <w:r>
       <w:tab/>
       <w:tab/>
-      <w:t>2026-03-27</w:t>
+      <w:t>2026-03-28</w:t>
       <w:br/>
       <w:br/>
     </w:r>

--- a/klagomål/A 58684-2025 FSC-klagomål.docx
+++ b/klagomål/A 58684-2025 FSC-klagomål.docx
@@ -713,7 +713,7 @@
     <w:r>
       <w:tab/>
       <w:tab/>
-      <w:t>2026-03-28</w:t>
+      <w:t>2026-03-29</w:t>
       <w:br/>
       <w:br/>
     </w:r>

--- a/klagomål/A 58684-2025 FSC-klagomål.docx
+++ b/klagomål/A 58684-2025 FSC-klagomål.docx
@@ -713,7 +713,7 @@
     <w:r>
       <w:tab/>
       <w:tab/>
-      <w:t>2026-03-29</w:t>
+      <w:t>2026-03-30</w:t>
       <w:br/>
       <w:br/>
     </w:r>

--- a/klagomål/A 58684-2025 FSC-klagomål.docx
+++ b/klagomål/A 58684-2025 FSC-klagomål.docx
@@ -713,7 +713,7 @@
     <w:r>
       <w:tab/>
       <w:tab/>
-      <w:t>2026-03-30</w:t>
+      <w:t>2026-03-31</w:t>
       <w:br/>
       <w:br/>
     </w:r>

--- a/klagomål/A 58684-2025 FSC-klagomål.docx
+++ b/klagomål/A 58684-2025 FSC-klagomål.docx
@@ -713,7 +713,7 @@
     <w:r>
       <w:tab/>
       <w:tab/>
-      <w:t>2026-03-31</w:t>
+      <w:t>2026-04-01</w:t>
       <w:br/>
       <w:br/>
     </w:r>

--- a/klagomål/A 58684-2025 FSC-klagomål.docx
+++ b/klagomål/A 58684-2025 FSC-klagomål.docx
@@ -713,7 +713,7 @@
     <w:r>
       <w:tab/>
       <w:tab/>
-      <w:t>2026-04-01</w:t>
+      <w:t>2026-04-02</w:t>
       <w:br/>
       <w:br/>
     </w:r>

--- a/klagomål/A 58684-2025 FSC-klagomål.docx
+++ b/klagomål/A 58684-2025 FSC-klagomål.docx
@@ -713,7 +713,7 @@
     <w:r>
       <w:tab/>
       <w:tab/>
-      <w:t>2026-04-02</w:t>
+      <w:t>2026-04-03</w:t>
       <w:br/>
       <w:br/>
     </w:r>

--- a/klagomål/A 58684-2025 FSC-klagomål.docx
+++ b/klagomål/A 58684-2025 FSC-klagomål.docx
@@ -713,7 +713,7 @@
     <w:r>
       <w:tab/>
       <w:tab/>
-      <w:t>2026-04-03</w:t>
+      <w:t>2026-04-04</w:t>
       <w:br/>
       <w:br/>
     </w:r>

--- a/klagomål/A 58684-2025 FSC-klagomål.docx
+++ b/klagomål/A 58684-2025 FSC-klagomål.docx
@@ -713,7 +713,7 @@
     <w:r>
       <w:tab/>
       <w:tab/>
-      <w:t>2026-04-04</w:t>
+      <w:t>2026-04-05</w:t>
       <w:br/>
       <w:br/>
     </w:r>

--- a/klagomål/A 58684-2025 FSC-klagomål.docx
+++ b/klagomål/A 58684-2025 FSC-klagomål.docx
@@ -713,7 +713,7 @@
     <w:r>
       <w:tab/>
       <w:tab/>
-      <w:t>2026-04-05</w:t>
+      <w:t>2026-04-06</w:t>
       <w:br/>
       <w:br/>
     </w:r>

--- a/klagomål/A 58684-2025 FSC-klagomål.docx
+++ b/klagomål/A 58684-2025 FSC-klagomål.docx
@@ -713,7 +713,7 @@
     <w:r>
       <w:tab/>
       <w:tab/>
-      <w:t>2026-04-06</w:t>
+      <w:t>2026-04-07</w:t>
       <w:br/>
       <w:br/>
     </w:r>

--- a/klagomål/A 58684-2025 FSC-klagomål.docx
+++ b/klagomål/A 58684-2025 FSC-klagomål.docx
@@ -713,7 +713,7 @@
     <w:r>
       <w:tab/>
       <w:tab/>
-      <w:t>2026-04-07</w:t>
+      <w:t>2026-04-08</w:t>
       <w:br/>
       <w:br/>
     </w:r>

--- a/klagomål/A 58684-2025 FSC-klagomål.docx
+++ b/klagomål/A 58684-2025 FSC-klagomål.docx
@@ -713,7 +713,7 @@
     <w:r>
       <w:tab/>
       <w:tab/>
-      <w:t>2026-04-08</w:t>
+      <w:t>2026-04-09</w:t>
       <w:br/>
       <w:br/>
     </w:r>

--- a/klagomål/A 58684-2025 FSC-klagomål.docx
+++ b/klagomål/A 58684-2025 FSC-klagomål.docx
@@ -713,7 +713,7 @@
     <w:r>
       <w:tab/>
       <w:tab/>
-      <w:t>2026-04-09</w:t>
+      <w:t>2026-04-10</w:t>
       <w:br/>
       <w:br/>
     </w:r>

--- a/klagomål/A 58684-2025 FSC-klagomål.docx
+++ b/klagomål/A 58684-2025 FSC-klagomål.docx
@@ -713,7 +713,7 @@
     <w:r>
       <w:tab/>
       <w:tab/>
-      <w:t>2026-04-10</w:t>
+      <w:t>2026-04-11</w:t>
       <w:br/>
       <w:br/>
     </w:r>

--- a/klagomål/A 58684-2025 FSC-klagomål.docx
+++ b/klagomål/A 58684-2025 FSC-klagomål.docx
@@ -713,7 +713,7 @@
     <w:r>
       <w:tab/>
       <w:tab/>
-      <w:t>2026-04-11</w:t>
+      <w:t>2026-04-12</w:t>
       <w:br/>
       <w:br/>
     </w:r>

--- a/klagomål/A 58684-2025 FSC-klagomål.docx
+++ b/klagomål/A 58684-2025 FSC-klagomål.docx
@@ -713,7 +713,7 @@
     <w:r>
       <w:tab/>
       <w:tab/>
-      <w:t>2026-04-14</w:t>
+      <w:t>2026-04-15</w:t>
       <w:br/>
       <w:br/>
     </w:r>

--- a/klagomål/A 58684-2025 FSC-klagomål.docx
+++ b/klagomål/A 58684-2025 FSC-klagomål.docx
@@ -713,7 +713,7 @@
     <w:r>
       <w:tab/>
       <w:tab/>
-      <w:t>2026-04-15</w:t>
+      <w:t>2026-04-16</w:t>
       <w:br/>
       <w:br/>
     </w:r>

--- a/klagomål/A 58684-2025 FSC-klagomål.docx
+++ b/klagomål/A 58684-2025 FSC-klagomål.docx
@@ -713,7 +713,7 @@
     <w:r>
       <w:tab/>
       <w:tab/>
-      <w:t>2026-04-16</w:t>
+      <w:t>2026-04-17</w:t>
       <w:br/>
       <w:br/>
     </w:r>

--- a/klagomål/A 58684-2025 FSC-klagomål.docx
+++ b/klagomål/A 58684-2025 FSC-klagomål.docx
@@ -713,7 +713,7 @@
     <w:r>
       <w:tab/>
       <w:tab/>
-      <w:t>2026-04-17</w:t>
+      <w:t>2026-04-18</w:t>
       <w:br/>
       <w:br/>
     </w:r>

--- a/klagomål/A 58684-2025 FSC-klagomål.docx
+++ b/klagomål/A 58684-2025 FSC-klagomål.docx
@@ -713,7 +713,7 @@
     <w:r>
       <w:tab/>
       <w:tab/>
-      <w:t>2026-04-18</w:t>
+      <w:t>2026-04-19</w:t>
       <w:br/>
       <w:br/>
     </w:r>

--- a/klagomål/A 58684-2025 FSC-klagomål.docx
+++ b/klagomål/A 58684-2025 FSC-klagomål.docx
@@ -713,7 +713,7 @@
     <w:r>
       <w:tab/>
       <w:tab/>
-      <w:t>2026-04-19</w:t>
+      <w:t>2026-04-20</w:t>
       <w:br/>
       <w:br/>
     </w:r>

--- a/klagomål/A 58684-2025 FSC-klagomål.docx
+++ b/klagomål/A 58684-2025 FSC-klagomål.docx
@@ -713,7 +713,7 @@
     <w:r>
       <w:tab/>
       <w:tab/>
-      <w:t>2026-04-20</w:t>
+      <w:t>2026-04-21</w:t>
       <w:br/>
       <w:br/>
     </w:r>

--- a/klagomål/A 58684-2025 FSC-klagomål.docx
+++ b/klagomål/A 58684-2025 FSC-klagomål.docx
@@ -713,7 +713,7 @@
     <w:r>
       <w:tab/>
       <w:tab/>
-      <w:t>2026-04-21</w:t>
+      <w:t>2026-04-22</w:t>
       <w:br/>
       <w:br/>
     </w:r>

--- a/klagomål/A 58684-2025 FSC-klagomål.docx
+++ b/klagomål/A 58684-2025 FSC-klagomål.docx
@@ -713,7 +713,7 @@
     <w:r>
       <w:tab/>
       <w:tab/>
-      <w:t>2026-04-22</w:t>
+      <w:t>2026-04-23</w:t>
       <w:br/>
       <w:br/>
     </w:r>

--- a/klagomål/A 58684-2025 FSC-klagomål.docx
+++ b/klagomål/A 58684-2025 FSC-klagomål.docx
@@ -713,7 +713,7 @@
     <w:r>
       <w:tab/>
       <w:tab/>
-      <w:t>2026-04-23</w:t>
+      <w:t>2026-04-24</w:t>
       <w:br/>
       <w:br/>
     </w:r>

--- a/klagomål/A 58684-2025 FSC-klagomål.docx
+++ b/klagomål/A 58684-2025 FSC-klagomål.docx
@@ -713,7 +713,7 @@
     <w:r>
       <w:tab/>
       <w:tab/>
-      <w:t>2026-04-24</w:t>
+      <w:t>2026-04-25</w:t>
       <w:br/>
       <w:br/>
     </w:r>

--- a/klagomål/A 58684-2025 FSC-klagomål.docx
+++ b/klagomål/A 58684-2025 FSC-klagomål.docx
@@ -713,7 +713,7 @@
     <w:r>
       <w:tab/>
       <w:tab/>
-      <w:t>2026-04-25</w:t>
+      <w:t>2026-04-26</w:t>
       <w:br/>
       <w:br/>
     </w:r>

--- a/klagomål/A 58684-2025 FSC-klagomål.docx
+++ b/klagomål/A 58684-2025 FSC-klagomål.docx
@@ -713,7 +713,7 @@
     <w:r>
       <w:tab/>
       <w:tab/>
-      <w:t>2026-04-26</w:t>
+      <w:t>2026-04-27</w:t>
       <w:br/>
       <w:br/>
     </w:r>

--- a/klagomål/A 58684-2025 FSC-klagomål.docx
+++ b/klagomål/A 58684-2025 FSC-klagomål.docx
@@ -713,7 +713,7 @@
     <w:r>
       <w:tab/>
       <w:tab/>
-      <w:t>2026-04-27</w:t>
+      <w:t>2026-04-28</w:t>
       <w:br/>
       <w:br/>
     </w:r>

--- a/klagomål/A 58684-2025 FSC-klagomål.docx
+++ b/klagomål/A 58684-2025 FSC-klagomål.docx
@@ -713,7 +713,7 @@
     <w:r>
       <w:tab/>
       <w:tab/>
-      <w:t>2026-04-28</w:t>
+      <w:t>2026-04-29</w:t>
       <w:br/>
       <w:br/>
     </w:r>

--- a/klagomål/A 58684-2025 FSC-klagomål.docx
+++ b/klagomål/A 58684-2025 FSC-klagomål.docx
@@ -713,7 +713,7 @@
     <w:r>
       <w:tab/>
       <w:tab/>
-      <w:t>2026-04-29</w:t>
+      <w:t>2026-04-30</w:t>
       <w:br/>
       <w:br/>
     </w:r>

--- a/klagomål/A 58684-2025 FSC-klagomål.docx
+++ b/klagomål/A 58684-2025 FSC-klagomål.docx
@@ -713,7 +713,7 @@
     <w:r>
       <w:tab/>
       <w:tab/>
-      <w:t>2026-04-30</w:t>
+      <w:t>2026-05-01</w:t>
       <w:br/>
       <w:br/>
     </w:r>

--- a/klagomål/A 58684-2025 FSC-klagomål.docx
+++ b/klagomål/A 58684-2025 FSC-klagomål.docx
@@ -713,7 +713,7 @@
     <w:r>
       <w:tab/>
       <w:tab/>
-      <w:t>2026-05-01</w:t>
+      <w:t>2026-05-02</w:t>
       <w:br/>
       <w:br/>
     </w:r>

--- a/klagomål/A 58684-2025 FSC-klagomål.docx
+++ b/klagomål/A 58684-2025 FSC-klagomål.docx
@@ -713,7 +713,7 @@
     <w:r>
       <w:tab/>
       <w:tab/>
-      <w:t>2026-05-02</w:t>
+      <w:t>2026-05-03</w:t>
       <w:br/>
       <w:br/>
     </w:r>

--- a/klagomål/A 58684-2025 FSC-klagomål.docx
+++ b/klagomål/A 58684-2025 FSC-klagomål.docx
@@ -713,7 +713,7 @@
     <w:r>
       <w:tab/>
       <w:tab/>
-      <w:t>2026-05-16</w:t>
+      <w:t>2026-05-17</w:t>
       <w:br/>
       <w:br/>
     </w:r>

--- a/klagomål/A 58684-2025 FSC-klagomål.docx
+++ b/klagomål/A 58684-2025 FSC-klagomål.docx
@@ -713,7 +713,7 @@
     <w:r>
       <w:tab/>
       <w:tab/>
-      <w:t>2026-05-17</w:t>
+      <w:t>2026-05-18</w:t>
       <w:br/>
       <w:br/>
     </w:r>

--- a/klagomål/A 58684-2025 FSC-klagomål.docx
+++ b/klagomål/A 58684-2025 FSC-klagomål.docx
@@ -713,7 +713,7 @@
     <w:r>
       <w:tab/>
       <w:tab/>
-      <w:t>2026-05-18</w:t>
+      <w:t>2026-05-19</w:t>
       <w:br/>
       <w:br/>
     </w:r>

--- a/klagomål/A 58684-2025 FSC-klagomål.docx
+++ b/klagomål/A 58684-2025 FSC-klagomål.docx
@@ -713,7 +713,7 @@
     <w:r>
       <w:tab/>
       <w:tab/>
-      <w:t>2026-05-19</w:t>
+      <w:t>2026-05-20</w:t>
       <w:br/>
       <w:br/>
     </w:r>

--- a/klagomål/A 58684-2025 FSC-klagomål.docx
+++ b/klagomål/A 58684-2025 FSC-klagomål.docx
@@ -713,7 +713,7 @@
     <w:r>
       <w:tab/>
       <w:tab/>
-      <w:t>2026-05-20</w:t>
+      <w:t>2026-05-21</w:t>
       <w:br/>
       <w:br/>
     </w:r>

--- a/klagomål/A 58684-2025 FSC-klagomål.docx
+++ b/klagomål/A 58684-2025 FSC-klagomål.docx
@@ -713,7 +713,7 @@
     <w:r>
       <w:tab/>
       <w:tab/>
-      <w:t>2026-05-21</w:t>
+      <w:t>2026-05-22</w:t>
       <w:br/>
       <w:br/>
     </w:r>

--- a/klagomål/A 58684-2025 FSC-klagomål.docx
+++ b/klagomål/A 58684-2025 FSC-klagomål.docx
@@ -713,7 +713,7 @@
     <w:r>
       <w:tab/>
       <w:tab/>
-      <w:t>2026-05-22</w:t>
+      <w:t>2026-05-23</w:t>
       <w:br/>
       <w:br/>
     </w:r>

--- a/klagomål/A 58684-2025 FSC-klagomål.docx
+++ b/klagomål/A 58684-2025 FSC-klagomål.docx
@@ -713,7 +713,7 @@
     <w:r>
       <w:tab/>
       <w:tab/>
-      <w:t>2026-05-23</w:t>
+      <w:t>2026-05-24</w:t>
       <w:br/>
       <w:br/>
     </w:r>

--- a/klagomål/A 58684-2025 FSC-klagomål.docx
+++ b/klagomål/A 58684-2025 FSC-klagomål.docx
@@ -713,7 +713,7 @@
     <w:r>
       <w:tab/>
       <w:tab/>
-      <w:t>2026-05-24</w:t>
+      <w:t>2026-05-25</w:t>
       <w:br/>
       <w:br/>
     </w:r>

--- a/klagomål/A 58684-2025 FSC-klagomål.docx
+++ b/klagomål/A 58684-2025 FSC-klagomål.docx
@@ -713,7 +713,7 @@
     <w:r>
       <w:tab/>
       <w:tab/>
-      <w:t>2026-05-25</w:t>
+      <w:t>2026-05-26</w:t>
       <w:br/>
       <w:br/>
     </w:r>

--- a/klagomål/A 58684-2025 FSC-klagomål.docx
+++ b/klagomål/A 58684-2025 FSC-klagomål.docx
@@ -713,7 +713,7 @@
     <w:r>
       <w:tab/>
       <w:tab/>
-      <w:t>2026-05-26</w:t>
+      <w:t>2026-05-27</w:t>
       <w:br/>
       <w:br/>
     </w:r>

--- a/klagomål/A 58684-2025 FSC-klagomål.docx
+++ b/klagomål/A 58684-2025 FSC-klagomål.docx
@@ -713,7 +713,7 @@
     <w:r>
       <w:tab/>
       <w:tab/>
-      <w:t>2026-05-27</w:t>
+      <w:t>2026-05-28</w:t>
       <w:br/>
       <w:br/>
     </w:r>

--- a/klagomål/A 58684-2025 FSC-klagomål.docx
+++ b/klagomål/A 58684-2025 FSC-klagomål.docx
@@ -713,7 +713,7 @@
     <w:r>
       <w:tab/>
       <w:tab/>
-      <w:t>2026-05-28</w:t>
+      <w:t>2026-05-29</w:t>
       <w:br/>
       <w:br/>
     </w:r>

--- a/klagomål/A 58684-2025 FSC-klagomål.docx
+++ b/klagomål/A 58684-2025 FSC-klagomål.docx
@@ -713,7 +713,7 @@
     <w:r>
       <w:tab/>
       <w:tab/>
-      <w:t>2026-05-29</w:t>
+      <w:t>2026-05-30</w:t>
       <w:br/>
       <w:br/>
     </w:r>

--- a/klagomål/A 58684-2025 FSC-klagomål.docx
+++ b/klagomål/A 58684-2025 FSC-klagomål.docx
@@ -713,7 +713,7 @@
     <w:r>
       <w:tab/>
       <w:tab/>
-      <w:t>2026-05-30</w:t>
+      <w:t>2026-05-31</w:t>
       <w:br/>
       <w:br/>
     </w:r>

--- a/klagomål/A 58684-2025 FSC-klagomål.docx
+++ b/klagomål/A 58684-2025 FSC-klagomål.docx
@@ -713,7 +713,7 @@
     <w:r>
       <w:tab/>
       <w:tab/>
-      <w:t>2026-05-31</w:t>
+      <w:t>2026-06-01</w:t>
       <w:br/>
       <w:br/>
     </w:r>

--- a/klagomål/A 58684-2025 FSC-klagomål.docx
+++ b/klagomål/A 58684-2025 FSC-klagomål.docx
@@ -713,7 +713,7 @@
     <w:r>
       <w:tab/>
       <w:tab/>
-      <w:t>2026-06-01</w:t>
+      <w:t>2026-06-02</w:t>
       <w:br/>
       <w:br/>
     </w:r>

--- a/klagomål/A 58684-2025 FSC-klagomål.docx
+++ b/klagomål/A 58684-2025 FSC-klagomål.docx
@@ -713,7 +713,7 @@
     <w:r>
       <w:tab/>
       <w:tab/>
-      <w:t>2026-06-02</w:t>
+      <w:t>2026-06-03</w:t>
       <w:br/>
       <w:br/>
     </w:r>

--- a/klagomål/A 58684-2025 FSC-klagomål.docx
+++ b/klagomål/A 58684-2025 FSC-klagomål.docx
@@ -713,7 +713,7 @@
     <w:r>
       <w:tab/>
       <w:tab/>
-      <w:t>2026-06-03</w:t>
+      <w:t>2026-06-04</w:t>
       <w:br/>
       <w:br/>
     </w:r>

--- a/klagomål/A 58684-2025 FSC-klagomål.docx
+++ b/klagomål/A 58684-2025 FSC-klagomål.docx
@@ -713,7 +713,7 @@
     <w:r>
       <w:tab/>
       <w:tab/>
-      <w:t>2026-06-04</w:t>
+      <w:t>2026-06-05</w:t>
       <w:br/>
       <w:br/>
     </w:r>

--- a/klagomål/A 58684-2025 FSC-klagomål.docx
+++ b/klagomål/A 58684-2025 FSC-klagomål.docx
@@ -713,7 +713,7 @@
     <w:r>
       <w:tab/>
       <w:tab/>
-      <w:t>2026-06-05</w:t>
+      <w:t>2026-06-06</w:t>
       <w:br/>
       <w:br/>
     </w:r>

--- a/klagomål/A 58684-2025 FSC-klagomål.docx
+++ b/klagomål/A 58684-2025 FSC-klagomål.docx
@@ -713,7 +713,7 @@
     <w:r>
       <w:tab/>
       <w:tab/>
-      <w:t>2026-06-06</w:t>
+      <w:t>2026-06-07</w:t>
       <w:br/>
       <w:br/>
     </w:r>

--- a/klagomål/A 58684-2025 FSC-klagomål.docx
+++ b/klagomål/A 58684-2025 FSC-klagomål.docx
@@ -713,7 +713,7 @@
     <w:r>
       <w:tab/>
       <w:tab/>
-      <w:t>2026-06-07</w:t>
+      <w:t>2026-06-08</w:t>
       <w:br/>
       <w:br/>
     </w:r>

--- a/klagomål/A 58684-2025 FSC-klagomål.docx
+++ b/klagomål/A 58684-2025 FSC-klagomål.docx
@@ -713,7 +713,7 @@
     <w:r>
       <w:tab/>
       <w:tab/>
-      <w:t>2026-06-08</w:t>
+      <w:t>2026-06-09</w:t>
       <w:br/>
       <w:br/>
     </w:r>
